--- a/Connected/WordDocs/Exposed.docx
+++ b/Connected/WordDocs/Exposed.docx
@@ -317,7 +317,7 @@
         <w:rPr>
           <w:rtl w:val="0"/>
         </w:rPr>
-        <w:t xml:space="preserve">  His eyes began to adjust very slowly, and he started to study the room. He jumped when he realized someone stood right in front of him. He felt Aurora's hand leave his, moving to his hip, and something soft and warm pressed up against his lips.</w:t>
+        <w:t xml:space="preserve">  His eyes began to adjust very slowly, and he started to study the room. He jumped when he realized someone stood right in front of him. He felt Astrid's hand leave his, moving to his hip, and something soft and warm pressed up against his lips.</w:t>
       </w:r>
     </w:p>
     <w:p ns1:paraId="0000016C">
@@ -373,7 +373,7 @@
         <w:rPr>
           <w:rtl w:val="0"/>
         </w:rPr>
-        <w:t xml:space="preserve">. They finally were interrupted by a muffled voice, “Uh… do you… do you still want me to jump out?” It came from a distant closet that he could barely make out.</w:t>
+        <w:t xml:space="preserve">.</w:t>
       </w:r>
     </w:p>
     <w:p ns1:paraId="00000170">
@@ -394,7 +394,7 @@
         <w:rPr>
           <w:rtl w:val="0"/>
         </w:rPr>
-        <w:t xml:space="preserve">  The two separated finally, eyes lingering on eachother, seeming to radiate even in the dim light.</w:t>
+        <w:t xml:space="preserve">  They finally were interrupted by a muffled voice, “Uh… do you… do you still want me to jump out?” It came from a distant closet that he could barely make out.</w:t>
       </w:r>
     </w:p>
     <w:p ns1:paraId="00000172">
@@ -415,7 +415,7 @@
         <w:rPr>
           <w:rtl w:val="0"/>
         </w:rPr>
-        <w:t xml:space="preserve">  “I… think we are good. I appreciate the offer.” Aurora said loud enough for the concealed man to hear.  They did not respond.</w:t>
+        <w:t xml:space="preserve">  The two separated reluctantly, eyes lingering on eachother, seeming to radiate even in the dim light.</w:t>
       </w:r>
     </w:p>
     <w:p ns1:paraId="00000174">
@@ -436,20 +436,41 @@
         <w:rPr>
           <w:rtl w:val="0"/>
         </w:rPr>
+        <w:t xml:space="preserve">  “I… think we are good. I appreciate the offer.” Astrid said loud enough for the concealed man to hear.  They did not respond.</w:t>
+      </w:r>
+    </w:p>
+    <w:p ns1:paraId="00000176">
+      <w:pPr>
+        <w:rPr/>
+      </w:pPr>
+      <w:r>
+        <w:rPr>
+          <w:rtl w:val="0"/>
+        </w:rPr>
+      </w:r>
+    </w:p>
+    <w:p ns1:paraId="00000177">
+      <w:pPr>
+        <w:rPr/>
+      </w:pPr>
+      <w:r>
+        <w:rPr>
+          <w:rtl w:val="0"/>
+        </w:rPr>
         <w:t xml:space="preserve">  The light to the next room turned green, she took his hand and they proceeded. His mind was in a daze, barely registering the room. A series of creepy masks lined the wall witnessing this evolution in their relationship, a large warped mirror cast distorted images of the new couple.</w:t>
       </w:r>
     </w:p>
-    <w:p ns1:paraId="00000176">
-      <w:pPr>
-        <w:rPr/>
-      </w:pPr>
-      <w:r>
-        <w:rPr>
-          <w:rtl w:val="0"/>
-        </w:rPr>
-      </w:r>
-    </w:p>
-    <w:p ns1:paraId="00000177">
+    <w:p ns1:paraId="00000178">
+      <w:pPr>
+        <w:rPr/>
+      </w:pPr>
+      <w:r>
+        <w:rPr>
+          <w:rtl w:val="0"/>
+        </w:rPr>
+      </w:r>
+    </w:p>
+    <w:p ns1:paraId="00000179">
       <w:pPr>
         <w:rPr/>
       </w:pPr>
@@ -460,27 +481,6 @@
         <w:t xml:space="preserve">  “You heard me.” Cale asserted as the doors closed behind them.</w:t>
       </w:r>
     </w:p>
-    <w:p ns1:paraId="00000178">
-      <w:pPr>
-        <w:rPr/>
-      </w:pPr>
-      <w:r>
-        <w:rPr>
-          <w:rtl w:val="0"/>
-        </w:rPr>
-      </w:r>
-    </w:p>
-    <w:p ns1:paraId="00000179">
-      <w:pPr>
-        <w:rPr/>
-      </w:pPr>
-      <w:r>
-        <w:rPr>
-          <w:rtl w:val="0"/>
-        </w:rPr>
-        <w:t xml:space="preserve">  “I already knew. I’m not the idiot here, you are easy to read and manipulate as always.” Aurora said, smiling at the floor.</w:t>
-      </w:r>
-    </w:p>
     <w:p ns1:paraId="0000017A">
       <w:pPr>
         <w:rPr/>
@@ -499,20 +499,41 @@
         <w:rPr>
           <w:rtl w:val="0"/>
         </w:rPr>
+        <w:t xml:space="preserve">  “I already knew. I’m not the idiot here, you are easy to read and manipulate as always.” Astrid said, smiling at the floor.</w:t>
+      </w:r>
+    </w:p>
+    <w:p ns1:paraId="0000017C">
+      <w:pPr>
+        <w:rPr/>
+      </w:pPr>
+      <w:r>
+        <w:rPr>
+          <w:rtl w:val="0"/>
+        </w:rPr>
+      </w:r>
+    </w:p>
+    <w:p ns1:paraId="0000017D">
+      <w:pPr>
+        <w:rPr/>
+      </w:pPr>
+      <w:r>
+        <w:rPr>
+          <w:rtl w:val="0"/>
+        </w:rPr>
         <w:t xml:space="preserve">  His mind raced, some of this didn’t line up. How much had she figured out? She couldn’t have possibly figured out the full picture, she didn’t have enough information.</w:t>
       </w:r>
     </w:p>
-    <w:p ns1:paraId="0000017C">
-      <w:pPr>
-        <w:rPr/>
-      </w:pPr>
-      <w:r>
-        <w:rPr>
-          <w:rtl w:val="0"/>
-        </w:rPr>
-      </w:r>
-    </w:p>
-    <w:p ns1:paraId="0000017D">
+    <w:p ns1:paraId="0000017E">
+      <w:pPr>
+        <w:rPr/>
+      </w:pPr>
+      <w:r>
+        <w:rPr>
+          <w:rtl w:val="0"/>
+        </w:rPr>
+      </w:r>
+    </w:p>
+    <w:p ns1:paraId="0000017F">
       <w:pPr>
         <w:rPr/>
       </w:pPr>
@@ -523,17 +544,17 @@
         <w:t xml:space="preserve">  “You said it’s not a date.” He observed.</w:t>
       </w:r>
     </w:p>
-    <w:p ns1:paraId="0000017E">
-      <w:pPr>
-        <w:rPr/>
-      </w:pPr>
-      <w:r>
-        <w:rPr>
-          <w:rtl w:val="0"/>
-        </w:rPr>
-      </w:r>
-    </w:p>
-    <w:p ns1:paraId="0000017F">
+    <w:p ns1:paraId="00000180">
+      <w:pPr>
+        <w:rPr/>
+      </w:pPr>
+      <w:r>
+        <w:rPr>
+          <w:rtl w:val="0"/>
+        </w:rPr>
+      </w:r>
+    </w:p>
+    <w:p ns1:paraId="00000181">
       <w:pPr>
         <w:rPr/>
       </w:pPr>
@@ -544,27 +565,6 @@
         <w:t xml:space="preserve">  “It most certainly is not a date. I would never stoop as low as to have a first date as lame as an amusement park.” She smiled and squeezed his hand.</w:t>
       </w:r>
     </w:p>
-    <w:p ns1:paraId="00000180">
-      <w:pPr>
-        <w:rPr/>
-      </w:pPr>
-      <w:r>
-        <w:rPr>
-          <w:rtl w:val="0"/>
-        </w:rPr>
-      </w:r>
-    </w:p>
-    <w:p ns1:paraId="00000181">
-      <w:pPr>
-        <w:rPr/>
-      </w:pPr>
-      <w:r>
-        <w:rPr>
-          <w:rtl w:val="0"/>
-        </w:rPr>
-        <w:t xml:space="preserve">  He laughed. Although he did not agree that this had been lame. She was just being stubborn. They pretended to look at the masks. Some steam suddenly burst out of one of them, Cale jumped slightly and Aurora laughed. The lights flickered slightly and the ambient noise shifted to be creepier.</w:t>
-      </w:r>
-    </w:p>
     <w:p ns1:paraId="00000182">
       <w:pPr>
         <w:rPr/>
@@ -583,20 +583,41 @@
         <w:rPr>
           <w:rtl w:val="0"/>
         </w:rPr>
+        <w:t xml:space="preserve">  He laughed. Although he did not agree that this had been lame. She was just being stubborn. They pretended to look at the masks. Some steam suddenly burst out of one of them, Cale jumped slightly and Astrid laughed. The lights flickered slightly and the ambient noise shifted to be creepier.</w:t>
+      </w:r>
+    </w:p>
+    <w:p ns1:paraId="00000184">
+      <w:pPr>
+        <w:rPr/>
+      </w:pPr>
+      <w:r>
+        <w:rPr>
+          <w:rtl w:val="0"/>
+        </w:rPr>
+      </w:r>
+    </w:p>
+    <w:p ns1:paraId="00000185">
+      <w:pPr>
+        <w:rPr/>
+      </w:pPr>
+      <w:r>
+        <w:rPr>
+          <w:rtl w:val="0"/>
+        </w:rPr>
         <w:t xml:space="preserve">  “You picked a hell of an attraction for this revelation.” Cale said, recovering. The jump scare had honestly helped settle his thoughts a little, oddly enough.</w:t>
       </w:r>
     </w:p>
-    <w:p ns1:paraId="00000184">
-      <w:pPr>
-        <w:rPr/>
-      </w:pPr>
-      <w:r>
-        <w:rPr>
-          <w:rtl w:val="0"/>
-        </w:rPr>
-      </w:r>
-    </w:p>
-    <w:p ns1:paraId="00000185">
+    <w:p ns1:paraId="00000186">
+      <w:pPr>
+        <w:rPr/>
+      </w:pPr>
+      <w:r>
+        <w:rPr>
+          <w:rtl w:val="0"/>
+        </w:rPr>
+      </w:r>
+    </w:p>
+    <w:p ns1:paraId="00000187">
       <w:pPr>
         <w:rPr/>
       </w:pPr>
@@ -607,17 +628,17 @@
         <w:t xml:space="preserve">  “I couldn't wait any longer.” She admitted. </w:t>
       </w:r>
     </w:p>
-    <w:p ns1:paraId="00000186">
-      <w:pPr>
-        <w:rPr/>
-      </w:pPr>
-      <w:r>
-        <w:rPr>
-          <w:rtl w:val="0"/>
-        </w:rPr>
-      </w:r>
-    </w:p>
-    <w:p ns1:paraId="00000187">
+    <w:p ns1:paraId="00000188">
+      <w:pPr>
+        <w:rPr/>
+      </w:pPr>
+      <w:r>
+        <w:rPr>
+          <w:rtl w:val="0"/>
+        </w:rPr>
+      </w:r>
+    </w:p>
+    <w:p ns1:paraId="00000189">
       <w:pPr>
         <w:rPr/>
       </w:pPr>
@@ -628,17 +649,17 @@
         <w:t xml:space="preserve">  “Wait how long did you know?” Cale asked.</w:t>
       </w:r>
     </w:p>
-    <w:p ns1:paraId="00000188">
-      <w:pPr>
-        <w:rPr/>
-      </w:pPr>
-      <w:r>
-        <w:rPr>
-          <w:rtl w:val="0"/>
-        </w:rPr>
-      </w:r>
-    </w:p>
-    <w:p ns1:paraId="00000189">
+    <w:p ns1:paraId="0000018A">
+      <w:pPr>
+        <w:rPr/>
+      </w:pPr>
+      <w:r>
+        <w:rPr>
+          <w:rtl w:val="0"/>
+        </w:rPr>
+      </w:r>
+    </w:p>
+    <w:p ns1:paraId="0000018B">
       <w:pPr>
         <w:rPr/>
       </w:pPr>
@@ -649,17 +670,17 @@
         <w:t xml:space="preserve">  The light turned green, letting her drag out her response as they moved to the next room. This one was filled with mist, an attempt at creating a swampy atmosphere with some tall fake grass to the side that clearly hid a device that would pop up.</w:t>
       </w:r>
     </w:p>
-    <w:p ns1:paraId="0000018A">
-      <w:pPr>
-        <w:rPr/>
-      </w:pPr>
-      <w:r>
-        <w:rPr>
-          <w:rtl w:val="0"/>
-        </w:rPr>
-      </w:r>
-    </w:p>
-    <w:p ns1:paraId="0000018B">
+    <w:p ns1:paraId="0000018C">
+      <w:pPr>
+        <w:rPr/>
+      </w:pPr>
+      <w:r>
+        <w:rPr>
+          <w:rtl w:val="0"/>
+        </w:rPr>
+      </w:r>
+    </w:p>
+    <w:p ns1:paraId="0000018D">
       <w:pPr>
         <w:rPr/>
       </w:pPr>
@@ -670,17 +691,17 @@
         <w:t xml:space="preserve">  “About which part?” She studied the fake grass, poking and pinching it, avoiding eye contact.</w:t>
       </w:r>
     </w:p>
-    <w:p ns1:paraId="0000018C">
-      <w:pPr>
-        <w:rPr/>
-      </w:pPr>
-      <w:r>
-        <w:rPr>
-          <w:rtl w:val="0"/>
-        </w:rPr>
-      </w:r>
-    </w:p>
-    <w:p ns1:paraId="0000018D">
+    <w:p ns1:paraId="0000018E">
+      <w:pPr>
+        <w:rPr/>
+      </w:pPr>
+      <w:r>
+        <w:rPr>
+          <w:rtl w:val="0"/>
+        </w:rPr>
+      </w:r>
+    </w:p>
+    <w:p ns1:paraId="0000018F">
       <w:pPr>
         <w:rPr/>
       </w:pPr>
@@ -691,27 +712,6 @@
         <w:t xml:space="preserve">  “The goal today.”</w:t>
       </w:r>
     </w:p>
-    <w:p ns1:paraId="0000018E">
-      <w:pPr>
-        <w:rPr/>
-      </w:pPr>
-      <w:r>
-        <w:rPr>
-          <w:rtl w:val="0"/>
-        </w:rPr>
-      </w:r>
-    </w:p>
-    <w:p ns1:paraId="0000018F">
-      <w:pPr>
-        <w:rPr/>
-      </w:pPr>
-      <w:r>
-        <w:rPr>
-          <w:rtl w:val="0"/>
-        </w:rPr>
-        <w:t xml:space="preserve">  “Cale, why would it make any logical sense for Aiden's response to Harin being sick be ‘guess I'll throw my sister and best friend into an awkward situation where they'll probably fight all day’, rather than exchanging the tickets for another day.” The fog swirled around her as she turned to study a poorly made swamp creature figure on the side.</w:t>
-      </w:r>
-    </w:p>
     <w:p ns1:paraId="00000190">
       <w:pPr>
         <w:rPr/>
@@ -730,7 +730,7 @@
         <w:rPr>
           <w:rtl w:val="0"/>
         </w:rPr>
-        <w:t xml:space="preserve">  “Ah. Check the refund policy. An oversight on my part.” Cale admitted, his eyes never leaving Aurora.</w:t>
+        <w:t xml:space="preserve">  “Cale, why would it make any logical sense for Leo's response to May being sick be ‘guess I'll throw my sister and best friend into an awkward situation where they'll probably fight all day’, rather than exchanging the tickets for another day. He was either covering up them breaking up again or…” The fog swirled around her as she turned to study a poorly made swamp creature figure on the side.</w:t>
       </w:r>
     </w:p>
     <w:p ns1:paraId="00000192">
@@ -744,6 +744,27 @@
       </w:r>
     </w:p>
     <w:p ns1:paraId="00000193">
+      <w:pPr>
+        <w:rPr/>
+      </w:pPr>
+      <w:r>
+        <w:rPr>
+          <w:rtl w:val="0"/>
+        </w:rPr>
+        <w:t xml:space="preserve">  “Ah. Check the refund policy. An oversight on my part.” Cale admitted, his eyes never leaving Astrid.</w:t>
+      </w:r>
+    </w:p>
+    <w:p ns1:paraId="00000194">
+      <w:pPr>
+        <w:rPr/>
+      </w:pPr>
+      <w:r>
+        <w:rPr>
+          <w:rtl w:val="0"/>
+        </w:rPr>
+      </w:r>
+    </w:p>
+    <w:p ns1:paraId="00000195">
       <w:pPr>
         <w:rPr/>
       </w:pPr>
@@ -765,7 +786,7 @@
         <w:rPr>
           <w:rtl w:val="0"/>
         </w:rPr>
-        <w:t xml:space="preserve"> part?” Her eyes widened, “Wait, I thought this was just Aiden being dumb. He's been positioning us alone for years.” Her face contorted in contemplation, her hand stroking her mouth gently in thought. </w:t>
+        <w:t xml:space="preserve"> part?” Her eyes widened, “Wait, I thought this was just Leo being dumb. He's been positioning us alone for years.” Her face contorted in contemplation, her hand stroking her mouth gently in thought. </w:t>
       </w:r>
       <w:r>
         <w:rPr>
@@ -782,27 +803,6 @@
         <w:t xml:space="preserve">Cale thought.</w:t>
       </w:r>
     </w:p>
-    <w:p ns1:paraId="00000194">
-      <w:pPr>
-        <w:rPr/>
-      </w:pPr>
-      <w:r>
-        <w:rPr>
-          <w:rtl w:val="0"/>
-        </w:rPr>
-      </w:r>
-    </w:p>
-    <w:p ns1:paraId="00000195">
-      <w:pPr>
-        <w:rPr/>
-      </w:pPr>
-      <w:r>
-        <w:rPr>
-          <w:rtl w:val="0"/>
-        </w:rPr>
-        <w:t xml:space="preserve">  The device behind the grass sprung and a little swamp critter screamed, being launched partly into the room. Cale yelled and jumped again, Aurora stood unphased, deep in thought.</w:t>
-      </w:r>
-    </w:p>
     <w:p ns1:paraId="00000196">
       <w:pPr>
         <w:rPr/>
@@ -814,6 +814,27 @@
       </w:r>
     </w:p>
     <w:p ns1:paraId="00000197">
+      <w:pPr>
+        <w:rPr/>
+      </w:pPr>
+      <w:r>
+        <w:rPr>
+          <w:rtl w:val="0"/>
+        </w:rPr>
+        <w:t xml:space="preserve">  The device behind the grass sprung and a little swamp critter screamed, being launched partly into the room. Cale yelled and jumped again, Astrid stood unphased, deep in thought.</w:t>
+      </w:r>
+    </w:p>
+    <w:p ns1:paraId="00000198">
+      <w:pPr>
+        <w:rPr/>
+      </w:pPr>
+      <w:r>
+        <w:rPr>
+          <w:rtl w:val="0"/>
+        </w:rPr>
+      </w:r>
+    </w:p>
+    <w:p ns1:paraId="00000199">
       <w:pPr>
         <w:rPr/>
       </w:pPr>
@@ -838,27 +859,6 @@
         <w:t xml:space="preserve">to be a better place for this.” Cale said between gasps for breath. </w:t>
       </w:r>
     </w:p>
-    <w:p ns1:paraId="00000198">
-      <w:pPr>
-        <w:rPr/>
-      </w:pPr>
-      <w:r>
-        <w:rPr>
-          <w:rtl w:val="0"/>
-        </w:rPr>
-      </w:r>
-    </w:p>
-    <w:p ns1:paraId="00000199">
-      <w:pPr>
-        <w:rPr/>
-      </w:pPr>
-      <w:r>
-        <w:rPr>
-          <w:rtl w:val="0"/>
-        </w:rPr>
-        <w:t xml:space="preserve">  Aurora wasn't listening to him, “I thought you just decided to be nice today… what…” she looked up at him finally, “What changed? After ten years, why set this up now? Don't tell me you only just now realized this dumb dance we've been doing our whole life was a charade for our personal incapability to accept a meaningful connection.” He could make out a slight blush take over her cheeks, “or you know, that's what my therapist says.”</w:t>
-      </w:r>
-    </w:p>
     <w:p ns1:paraId="0000019A">
       <w:pPr>
         <w:rPr/>
@@ -877,20 +877,41 @@
         <w:rPr>
           <w:rtl w:val="0"/>
         </w:rPr>
+        <w:t xml:space="preserve">  Astrid wasn't listening to him, “I thought you just decided to be nice today… what…” she looked up at him finally, “What changed? After ten years, why set this up now? Don't tell me you only just now realized this dumb dance we've been doing our whole life was a charade for our personal incapability to accept a meaningful connection.” He could make out a slight blush take over her cheeks, “or you know, that's what my therapist says.”</w:t>
+      </w:r>
+    </w:p>
+    <w:p ns1:paraId="0000019C">
+      <w:pPr>
+        <w:rPr/>
+      </w:pPr>
+      <w:r>
+        <w:rPr>
+          <w:rtl w:val="0"/>
+        </w:rPr>
+      </w:r>
+    </w:p>
+    <w:p ns1:paraId="0000019D">
+      <w:pPr>
+        <w:rPr/>
+      </w:pPr>
+      <w:r>
+        <w:rPr>
+          <w:rtl w:val="0"/>
+        </w:rPr>
         <w:t xml:space="preserve">  “I'm sorry I caused you to need therapy.” Cale tried to deflect from her original question.</w:t>
       </w:r>
     </w:p>
-    <w:p ns1:paraId="0000019C">
-      <w:pPr>
-        <w:rPr/>
-      </w:pPr>
-      <w:r>
-        <w:rPr>
-          <w:rtl w:val="0"/>
-        </w:rPr>
-      </w:r>
-    </w:p>
-    <w:p ns1:paraId="0000019D">
+    <w:p ns1:paraId="0000019E">
+      <w:pPr>
+        <w:rPr/>
+      </w:pPr>
+      <w:r>
+        <w:rPr>
+          <w:rtl w:val="0"/>
+        </w:rPr>
+      </w:r>
+    </w:p>
+    <w:p ns1:paraId="0000019F">
       <w:pPr>
         <w:rPr/>
       </w:pPr>
@@ -915,27 +936,6 @@
         <w:t xml:space="preserve"> of that.” She glared.</w:t>
       </w:r>
     </w:p>
-    <w:p ns1:paraId="0000019E">
-      <w:pPr>
-        <w:rPr/>
-      </w:pPr>
-      <w:r>
-        <w:rPr>
-          <w:rtl w:val="0"/>
-        </w:rPr>
-      </w:r>
-    </w:p>
-    <w:p ns1:paraId="0000019F">
-      <w:pPr>
-        <w:rPr/>
-      </w:pPr>
-      <w:r>
-        <w:rPr>
-          <w:rtl w:val="0"/>
-        </w:rPr>
-        <w:t xml:space="preserve">  He walked over and grabbed her hand gently, she softened into a smile. The light turned green and they moved into the next room. This was designed to look like a broken down shack with creepy red eyes watching between broken boards.</w:t>
-      </w:r>
-    </w:p>
     <w:p ns1:paraId="000001A0">
       <w:pPr>
         <w:rPr/>
@@ -947,6 +947,27 @@
       </w:r>
     </w:p>
     <w:p ns1:paraId="000001A1">
+      <w:pPr>
+        <w:rPr/>
+      </w:pPr>
+      <w:r>
+        <w:rPr>
+          <w:rtl w:val="0"/>
+        </w:rPr>
+        <w:t xml:space="preserve">  He walked over and took her hand gently, she softened into a smile. The light turned green and they moved into the next room. This was designed to look like a broken down shack with creepy red eyes watching between broken boards.</w:t>
+      </w:r>
+    </w:p>
+    <w:p ns1:paraId="000001A2">
+      <w:pPr>
+        <w:rPr/>
+      </w:pPr>
+      <w:r>
+        <w:rPr>
+          <w:rtl w:val="0"/>
+        </w:rPr>
+      </w:r>
+    </w:p>
+    <w:p ns1:paraId="000001A3">
       <w:pPr>
         <w:rPr/>
       </w:pPr>
@@ -971,17 +992,17 @@
         <w:t xml:space="preserve"> kiss, right?” He said with a coy smile.</w:t>
       </w:r>
     </w:p>
-    <w:p ns1:paraId="000001A2">
-      <w:pPr>
-        <w:rPr/>
-      </w:pPr>
-      <w:r>
-        <w:rPr>
-          <w:rtl w:val="0"/>
-        </w:rPr>
-      </w:r>
-    </w:p>
-    <w:p ns1:paraId="000001A3">
+    <w:p ns1:paraId="000001A4">
+      <w:pPr>
+        <w:rPr/>
+      </w:pPr>
+      <w:r>
+        <w:rPr>
+          <w:rtl w:val="0"/>
+        </w:rPr>
+      </w:r>
+    </w:p>
+    <w:p ns1:paraId="000001A5">
       <w:pPr>
         <w:rPr/>
       </w:pPr>
@@ -992,27 +1013,6 @@
         <w:t xml:space="preserve">  She chuckled, “You're an idiot.” She stepped up and pressed her lips against his again. He had the mental capacity to actually register the sensation this time, taking note of every square inch of contact between them. His arm naturally rose to her back, pulling her closer against him. </w:t>
       </w:r>
     </w:p>
-    <w:p ns1:paraId="000001A4">
-      <w:pPr>
-        <w:rPr/>
-      </w:pPr>
-      <w:r>
-        <w:rPr>
-          <w:rtl w:val="0"/>
-        </w:rPr>
-      </w:r>
-    </w:p>
-    <w:p ns1:paraId="000001A5">
-      <w:pPr>
-        <w:rPr/>
-      </w:pPr>
-      <w:r>
-        <w:rPr>
-          <w:rtl w:val="0"/>
-        </w:rPr>
-        <w:t xml:space="preserve">  A solid minute passed again, there was a sudden yell and a whirring of a chainsaw as a woman in a mask jumped out from behind a curtain. Cale jumped a foot in the air with a full blown scream, Aurora laughed, though they still remained embraced.</w:t>
-      </w:r>
-    </w:p>
     <w:p ns1:paraId="000001A6">
       <w:pPr>
         <w:rPr/>
@@ -1031,30 +1031,30 @@
         <w:rPr>
           <w:rtl w:val="0"/>
         </w:rPr>
+        <w:t xml:space="preserve">  A solid minute passed again, there was a sudden yell and a whirring of a chainsaw as a woman in a mask jumped out from behind a curtain. Cale jumped a foot in the air with a full blown scream, Astrid laughed, though they still remained embraced.</w:t>
+      </w:r>
+    </w:p>
+    <w:p ns1:paraId="000001A8">
+      <w:pPr>
+        <w:rPr/>
+      </w:pPr>
+      <w:r>
+        <w:rPr>
+          <w:rtl w:val="0"/>
+        </w:rPr>
+      </w:r>
+    </w:p>
+    <w:p ns1:paraId="000001A9">
+      <w:pPr>
+        <w:rPr/>
+      </w:pPr>
+      <w:r>
+        <w:rPr>
+          <w:rtl w:val="0"/>
+        </w:rPr>
         <w:t xml:space="preserve">  The woman raised her mask, “Oh my God I'm so sorry, it's so hard to see out of this.” She apologized multiple times, slowly backing away.</w:t>
       </w:r>
     </w:p>
-    <w:p ns1:paraId="000001A8">
-      <w:pPr>
-        <w:rPr/>
-      </w:pPr>
-      <w:r>
-        <w:rPr>
-          <w:rtl w:val="0"/>
-        </w:rPr>
-      </w:r>
-    </w:p>
-    <w:p ns1:paraId="000001A9">
-      <w:pPr>
-        <w:rPr/>
-      </w:pPr>
-      <w:r>
-        <w:rPr>
-          <w:rtl w:val="0"/>
-        </w:rPr>
-        <w:t xml:space="preserve">  “No no no, forgive this idiot. He thought a haunted house was a good place to make a move.” Aurora continued to laugh.</w:t>
-      </w:r>
-    </w:p>
     <w:p ns1:paraId="000001AA">
       <w:pPr>
         <w:rPr/>
@@ -1066,6 +1066,27 @@
       </w:r>
     </w:p>
     <w:p ns1:paraId="000001AB">
+      <w:pPr>
+        <w:rPr/>
+      </w:pPr>
+      <w:r>
+        <w:rPr>
+          <w:rtl w:val="0"/>
+        </w:rPr>
+        <w:t xml:space="preserve">  “No no no, forgive this idiot. He thought a haunted house was a good place to make a move.” Astrid continued to laugh.</w:t>
+      </w:r>
+    </w:p>
+    <w:p ns1:paraId="000001AC">
+      <w:pPr>
+        <w:rPr/>
+      </w:pPr>
+      <w:r>
+        <w:rPr>
+          <w:rtl w:val="0"/>
+        </w:rPr>
+      </w:r>
+    </w:p>
+    <w:p ns1:paraId="000001AD">
       <w:pPr>
         <w:rPr/>
       </w:pPr>
@@ -1090,27 +1111,6 @@
         <w:t xml:space="preserve">?” Cale started, “Nope, Cale out. I'm done with this place.” He pushed through the next door which had a faint outline of the outside light. The light blinded him momentarily, but he felt a hand take his as he blank away the sun.</w:t>
       </w:r>
     </w:p>
-    <w:p ns1:paraId="000001AC">
-      <w:pPr>
-        <w:rPr/>
-      </w:pPr>
-      <w:r>
-        <w:rPr>
-          <w:rtl w:val="0"/>
-        </w:rPr>
-      </w:r>
-    </w:p>
-    <w:p ns1:paraId="000001AD">
-      <w:pPr>
-        <w:rPr/>
-      </w:pPr>
-      <w:r>
-        <w:rPr>
-          <w:rtl w:val="0"/>
-        </w:rPr>
-        <w:t xml:space="preserve">  “You're too easy to mess with. I'm sorry. I should stop.” Aurora leaned her head against his shoulder briefly before they continued back to aimless walking.</w:t>
-      </w:r>
-    </w:p>
     <w:p ns1:paraId="000001AE">
       <w:pPr>
         <w:rPr/>
@@ -1129,7 +1129,7 @@
         <w:rPr>
           <w:rtl w:val="0"/>
         </w:rPr>
-        <w:t xml:space="preserve">  “No, it’s ok. I’ll get you back.” He said absentmindedly.</w:t>
+        <w:t xml:space="preserve">  “You're too easy to mess with. I'm sorry. I should stop.” Astrid leaned her head against his shoulder briefly before they continued back to aimless walking.</w:t>
       </w:r>
     </w:p>
     <w:p ns1:paraId="000001B0">
@@ -1150,30 +1150,30 @@
         <w:rPr>
           <w:rtl w:val="0"/>
         </w:rPr>
+        <w:t xml:space="preserve">  “No, it’s ok. I’ll get you back.” He said absentmindedly. </w:t>
+      </w:r>
+    </w:p>
+    <w:p ns1:paraId="000001B2">
+      <w:pPr>
+        <w:rPr/>
+      </w:pPr>
+      <w:r>
+        <w:rPr>
+          <w:rtl w:val="0"/>
+        </w:rPr>
+      </w:r>
+    </w:p>
+    <w:p ns1:paraId="000001B3">
+      <w:pPr>
+        <w:rPr/>
+      </w:pPr>
+      <w:r>
+        <w:rPr>
+          <w:rtl w:val="0"/>
+        </w:rPr>
         <w:t xml:space="preserve">  “You can try. Your attempts at pranks were pitiful at best. You literally just switched my shoes one day thinking I’d put them on the wrong foot.” She laughed.</w:t>
       </w:r>
     </w:p>
-    <w:p ns1:paraId="000001B2">
-      <w:pPr>
-        <w:rPr/>
-      </w:pPr>
-      <w:r>
-        <w:rPr>
-          <w:rtl w:val="0"/>
-        </w:rPr>
-      </w:r>
-    </w:p>
-    <w:p ns1:paraId="000001B3">
-      <w:pPr>
-        <w:rPr/>
-      </w:pPr>
-      <w:r>
-        <w:rPr>
-          <w:rtl w:val="0"/>
-        </w:rPr>
-        <w:t xml:space="preserve">  “That was to distract you from the ‘Needs a hug’ sign I put on your back.”</w:t>
-      </w:r>
-    </w:p>
     <w:p ns1:paraId="000001B4">
       <w:pPr>
         <w:rPr/>
@@ -1192,20 +1192,41 @@
         <w:rPr>
           <w:rtl w:val="0"/>
         </w:rPr>
+        <w:t xml:space="preserve">  “That was to distract you from the ‘Needs a hug’ sign I put on your back.” His response was practically recorded. His mind was attempting to reconcile the last ten minutes.</w:t>
+      </w:r>
+    </w:p>
+    <w:p ns1:paraId="000001B6">
+      <w:pPr>
+        <w:rPr/>
+      </w:pPr>
+      <w:r>
+        <w:rPr>
+          <w:rtl w:val="0"/>
+        </w:rPr>
+      </w:r>
+    </w:p>
+    <w:p ns1:paraId="000001B7">
+      <w:pPr>
+        <w:rPr/>
+      </w:pPr>
+      <w:r>
+        <w:rPr>
+          <w:rtl w:val="0"/>
+        </w:rPr>
         <w:t xml:space="preserve">  “Wait, that’s why I had no fewer than five nerds try to hug me that day? You know what, a retrospective point to you on that. Subtle and clever.” She nodded in appreciation.</w:t>
       </w:r>
     </w:p>
-    <w:p ns1:paraId="000001B6">
-      <w:pPr>
-        <w:rPr/>
-      </w:pPr>
-      <w:r>
-        <w:rPr>
-          <w:rtl w:val="0"/>
-        </w:rPr>
-      </w:r>
-    </w:p>
-    <w:p ns1:paraId="000001B7">
+    <w:p ns1:paraId="000001B8">
+      <w:pPr>
+        <w:rPr/>
+      </w:pPr>
+      <w:r>
+        <w:rPr>
+          <w:rtl w:val="0"/>
+        </w:rPr>
+      </w:r>
+    </w:p>
+    <w:p ns1:paraId="000001B9">
       <w:pPr>
         <w:rPr/>
       </w:pPr>
@@ -1216,17 +1237,17 @@
         <w:t xml:space="preserve">  Cale glanced back at the haunted house. It seemed so small now… considering how big of a change occurred in it. His heart was still racing, he felt like his emotions had just been through a roller coaster of their own. </w:t>
       </w:r>
     </w:p>
-    <w:p ns1:paraId="000001B8">
-      <w:pPr>
-        <w:rPr/>
-      </w:pPr>
-      <w:r>
-        <w:rPr>
-          <w:rtl w:val="0"/>
-        </w:rPr>
-      </w:r>
-    </w:p>
-    <w:p ns1:paraId="000001B9">
+    <w:p ns1:paraId="000001BA">
+      <w:pPr>
+        <w:rPr/>
+      </w:pPr>
+      <w:r>
+        <w:rPr>
+          <w:rtl w:val="0"/>
+        </w:rPr>
+      </w:r>
+    </w:p>
+    <w:p ns1:paraId="000001BB">
       <w:pPr>
         <w:rPr/>
       </w:pPr>
@@ -1237,27 +1258,6 @@
         <w:t xml:space="preserve">  “It's almost six. We need one more.” Cale pointed out.</w:t>
       </w:r>
     </w:p>
-    <w:p ns1:paraId="000001BA">
-      <w:pPr>
-        <w:rPr/>
-      </w:pPr>
-      <w:r>
-        <w:rPr>
-          <w:rtl w:val="0"/>
-        </w:rPr>
-      </w:r>
-    </w:p>
-    <w:p ns1:paraId="000001BB">
-      <w:pPr>
-        <w:rPr/>
-      </w:pPr>
-      <w:r>
-        <w:rPr>
-          <w:rtl w:val="0"/>
-        </w:rPr>
-        <w:t xml:space="preserve">  “And then?” Aurora asked, there seemed to be a hint of hope in her eyes. Cale took a deep breath. This had gone much better than he had ever expected. That was a good thing. It just hadn't been a route he had ever mentally prepared for.</w:t>
-      </w:r>
-    </w:p>
     <w:p ns1:paraId="000001BC">
       <w:pPr>
         <w:rPr/>
@@ -1276,20 +1276,41 @@
         <w:rPr>
           <w:rtl w:val="0"/>
         </w:rPr>
+        <w:t xml:space="preserve">  “And then?” Astrid asked, there seemed to be a hint of hope in her eyes. Cale took a deep breath. This had gone much better than he had ever expected. That was a good thing. It just hadn't been a route he had ever mentally prepared for.</w:t>
+      </w:r>
+    </w:p>
+    <w:p ns1:paraId="000001BE">
+      <w:pPr>
+        <w:rPr/>
+      </w:pPr>
+      <w:r>
+        <w:rPr>
+          <w:rtl w:val="0"/>
+        </w:rPr>
+      </w:r>
+    </w:p>
+    <w:p ns1:paraId="000001BF">
+      <w:pPr>
+        <w:rPr/>
+      </w:pPr>
+      <w:r>
+        <w:rPr>
+          <w:rtl w:val="0"/>
+        </w:rPr>
         <w:t xml:space="preserve">  “Well. This is obviously not a date. That would be lame…” He paused, double checking himself on his certainty of his next words, “Would you accompany me to dinner so we could officially have a date?”</w:t>
       </w:r>
     </w:p>
-    <w:p ns1:paraId="000001BE">
-      <w:pPr>
-        <w:rPr/>
-      </w:pPr>
-      <w:r>
-        <w:rPr>
-          <w:rtl w:val="0"/>
-        </w:rPr>
-      </w:r>
-    </w:p>
-    <w:p ns1:paraId="000001BF">
+    <w:p ns1:paraId="000001C0">
+      <w:pPr>
+        <w:rPr/>
+      </w:pPr>
+      <w:r>
+        <w:rPr>
+          <w:rtl w:val="0"/>
+        </w:rPr>
+      </w:r>
+    </w:p>
+    <w:p ns1:paraId="000001C1">
       <w:pPr>
         <w:rPr/>
       </w:pPr>
@@ -1300,17 +1321,17 @@
         <w:t xml:space="preserve">  “What, like a Chili's or something?” She smirked. </w:t>
       </w:r>
     </w:p>
-    <w:p ns1:paraId="000001C0">
-      <w:pPr>
-        <w:rPr/>
-      </w:pPr>
-      <w:r>
-        <w:rPr>
-          <w:rtl w:val="0"/>
-        </w:rPr>
-      </w:r>
-    </w:p>
-    <w:p ns1:paraId="000001C1">
+    <w:p ns1:paraId="000001C2">
+      <w:pPr>
+        <w:rPr/>
+      </w:pPr>
+      <w:r>
+        <w:rPr>
+          <w:rtl w:val="0"/>
+        </w:rPr>
+      </w:r>
+    </w:p>
+    <w:p ns1:paraId="000001C3">
       <w:pPr>
         <w:rPr/>
       </w:pPr>
@@ -1321,17 +1342,17 @@
         <w:t xml:space="preserve">  “Something like that.”</w:t>
       </w:r>
     </w:p>
-    <w:p ns1:paraId="000001C2">
-      <w:pPr>
-        <w:rPr/>
-      </w:pPr>
-      <w:r>
-        <w:rPr>
-          <w:rtl w:val="0"/>
-        </w:rPr>
-      </w:r>
-    </w:p>
-    <w:p ns1:paraId="000001C3">
+    <w:p ns1:paraId="000001C4">
+      <w:pPr>
+        <w:rPr/>
+      </w:pPr>
+      <w:r>
+        <w:rPr>
+          <w:rtl w:val="0"/>
+        </w:rPr>
+      </w:r>
+    </w:p>
+    <w:p ns1:paraId="000001C5">
       <w:pPr>
         <w:rPr/>
       </w:pPr>
@@ -1342,17 +1363,17 @@
         <w:t xml:space="preserve">  “Fine. Yes. Cale. The offer comes years past due but I will still graciously accept your offer to accompany you to Chili's as a proper date.” She smiled and squeezed his hand.</w:t>
       </w:r>
     </w:p>
-    <w:p ns1:paraId="000001C4">
-      <w:pPr>
-        <w:rPr/>
-      </w:pPr>
-      <w:r>
-        <w:rPr>
-          <w:rtl w:val="0"/>
-        </w:rPr>
-      </w:r>
-    </w:p>
-    <w:p ns1:paraId="000001C5">
+    <w:p ns1:paraId="000001C6">
+      <w:pPr>
+        <w:rPr/>
+      </w:pPr>
+      <w:r>
+        <w:rPr>
+          <w:rtl w:val="0"/>
+        </w:rPr>
+      </w:r>
+    </w:p>
+    <w:p ns1:paraId="000001C7">
       <w:pPr>
         <w:rPr/>
       </w:pPr>
@@ -1363,17 +1384,17 @@
         <w:t xml:space="preserve">  Cale pulled out his phone. He stared at the message he had written that morning for a moment, then deleted it, exhaling the breath he realized he still held. Was it that easy? Was that it? There technically was still about another hour he could change.</w:t>
       </w:r>
     </w:p>
-    <w:p ns1:paraId="000001C6">
-      <w:pPr>
-        <w:rPr/>
-      </w:pPr>
-      <w:r>
-        <w:rPr>
-          <w:rtl w:val="0"/>
-        </w:rPr>
-      </w:r>
-    </w:p>
-    <w:p ns1:paraId="000001C7">
+    <w:p ns1:paraId="000001C8">
+      <w:pPr>
+        <w:rPr/>
+      </w:pPr>
+      <w:r>
+        <w:rPr>
+          <w:rtl w:val="0"/>
+        </w:rPr>
+      </w:r>
+    </w:p>
+    <w:p ns1:paraId="000001C9">
       <w:pPr>
         <w:rPr/>
       </w:pPr>
@@ -1384,17 +1405,17 @@
         <w:t xml:space="preserve">  He did a quick search for the restaurant’s front desk number, and clicked the call button.  “Hi, yes I'm calling about the Drab reservation at 7pm. I've had a change in plans, would the chef be able to accommodate for one more? Wonderful. Yes, two glasses. Appreciate it, see you soon.” He hung up.</w:t>
       </w:r>
     </w:p>
-    <w:p ns1:paraId="000001C8">
-      <w:pPr>
-        <w:rPr/>
-      </w:pPr>
-      <w:r>
-        <w:rPr>
-          <w:rtl w:val="0"/>
-        </w:rPr>
-      </w:r>
-    </w:p>
-    <w:p ns1:paraId="000001C9">
+    <w:p ns1:paraId="000001CA">
+      <w:pPr>
+        <w:rPr/>
+      </w:pPr>
+      <w:r>
+        <w:rPr>
+          <w:rtl w:val="0"/>
+        </w:rPr>
+      </w:r>
+    </w:p>
+    <w:p ns1:paraId="000001CB">
       <w:pPr>
         <w:rPr/>
       </w:pPr>
@@ -1405,17 +1426,17 @@
         <w:t xml:space="preserve">  “A chef, fancy. I'm assuming I can expect a bit more than a Chili's.”</w:t>
       </w:r>
     </w:p>
-    <w:p ns1:paraId="000001CA">
-      <w:pPr>
-        <w:rPr/>
-      </w:pPr>
-      <w:r>
-        <w:rPr>
-          <w:rtl w:val="0"/>
-        </w:rPr>
-      </w:r>
-    </w:p>
-    <w:p ns1:paraId="000001CB">
+    <w:p ns1:paraId="000001CC">
+      <w:pPr>
+        <w:rPr/>
+      </w:pPr>
+      <w:r>
+        <w:rPr>
+          <w:rtl w:val="0"/>
+        </w:rPr>
+      </w:r>
+    </w:p>
+    <w:p ns1:paraId="000001CD">
       <w:pPr>
         <w:rPr/>
       </w:pPr>
@@ -1426,17 +1447,17 @@
         <w:t xml:space="preserve">  “Slightly.” Cale smiled.</w:t>
       </w:r>
     </w:p>
-    <w:p ns1:paraId="000001CC">
-      <w:pPr>
-        <w:rPr/>
-      </w:pPr>
-      <w:r>
-        <w:rPr>
-          <w:rtl w:val="0"/>
-        </w:rPr>
-      </w:r>
-    </w:p>
-    <w:p ns1:paraId="000001CD">
+    <w:p ns1:paraId="000001CE">
+      <w:pPr>
+        <w:rPr/>
+      </w:pPr>
+      <w:r>
+        <w:rPr>
+          <w:rtl w:val="0"/>
+        </w:rPr>
+      </w:r>
+    </w:p>
+    <w:p ns1:paraId="000001CF">
       <w:pPr>
         <w:rPr/>
       </w:pPr>
@@ -1461,27 +1482,6 @@
         <w:t xml:space="preserve"> under-dressed? Don't tell me you're going to slap on a blazer and pretend that's socially acceptable at a fine dining establishment.” He didn't respond. His mind was distracted, wrapping itself around the significant decision that seemed to have just been made.</w:t>
       </w:r>
     </w:p>
-    <w:p ns1:paraId="000001CE">
-      <w:pPr>
-        <w:rPr/>
-      </w:pPr>
-      <w:r>
-        <w:rPr>
-          <w:rtl w:val="0"/>
-        </w:rPr>
-      </w:r>
-    </w:p>
-    <w:p ns1:paraId="000001CF">
-      <w:pPr>
-        <w:rPr/>
-      </w:pPr>
-      <w:r>
-        <w:rPr>
-          <w:rtl w:val="0"/>
-        </w:rPr>
-        <w:t xml:space="preserve">    Aurora was getting flustered. He snapped back to the present. The girl he had fawned over for ten years handed herself to him and he was worrying about regrets? He smiled, “OK we need one more. Preferably a short line, maybe something a bit more low key to let my heart recover.”</w:t>
-      </w:r>
-    </w:p>
     <w:p ns1:paraId="000001D0">
       <w:pPr>
         <w:rPr/>
@@ -1500,30 +1500,30 @@
         <w:rPr>
           <w:rtl w:val="0"/>
         </w:rPr>
+        <w:t xml:space="preserve">    Astrid was getting flustered. He snapped back to the present. The girl he had fawned over for ten years handed herself to him and he was worrying about regrets? He smiled, “OK we need one more. Preferably a short line, maybe something a bit more low key to let my heart recover.”</w:t>
+      </w:r>
+    </w:p>
+    <w:p ns1:paraId="000001D2">
+      <w:pPr>
+        <w:rPr/>
+      </w:pPr>
+      <w:r>
+        <w:rPr>
+          <w:rtl w:val="0"/>
+        </w:rPr>
+      </w:r>
+    </w:p>
+    <w:p ns1:paraId="000001D3">
+      <w:pPr>
+        <w:rPr/>
+      </w:pPr>
+      <w:r>
+        <w:rPr>
+          <w:rtl w:val="0"/>
+        </w:rPr>
         <w:t xml:space="preserve">  Both of their eyes fell on a sign, “Tunnel of Love”. They glanced at each other.</w:t>
       </w:r>
     </w:p>
-    <w:p ns1:paraId="000001D2">
-      <w:pPr>
-        <w:rPr/>
-      </w:pPr>
-      <w:r>
-        <w:rPr>
-          <w:rtl w:val="0"/>
-        </w:rPr>
-      </w:r>
-    </w:p>
-    <w:p ns1:paraId="000001D3">
-      <w:pPr>
-        <w:rPr/>
-      </w:pPr>
-      <w:r>
-        <w:rPr>
-          <w:rtl w:val="0"/>
-        </w:rPr>
-        <w:t xml:space="preserve">  “We would never stoop that low.” Aurora said, taking a step towards the ride.</w:t>
-      </w:r>
-    </w:p>
     <w:p ns1:paraId="000001D4">
       <w:pPr>
         <w:rPr/>
@@ -1542,20 +1542,41 @@
         <w:rPr>
           <w:rtl w:val="0"/>
         </w:rPr>
+        <w:t xml:space="preserve">  “We would never stoop that low.” Astrid said, taking a step towards the ride.</w:t>
+      </w:r>
+    </w:p>
+    <w:p ns1:paraId="000001D6">
+      <w:pPr>
+        <w:rPr/>
+      </w:pPr>
+      <w:r>
+        <w:rPr>
+          <w:rtl w:val="0"/>
+        </w:rPr>
+      </w:r>
+    </w:p>
+    <w:p ns1:paraId="000001D7">
+      <w:pPr>
+        <w:rPr/>
+      </w:pPr>
+      <w:r>
+        <w:rPr>
+          <w:rtl w:val="0"/>
+        </w:rPr>
         <w:t xml:space="preserve">  “Never. Honestly it would be an embarrassment spread across the nation if we were to be caught in there.” He mirrored her step. They glanced at each other again, then began to move forward together.</w:t>
       </w:r>
     </w:p>
-    <w:p ns1:paraId="000001D6">
-      <w:pPr>
-        <w:rPr/>
-      </w:pPr>
-      <w:r>
-        <w:rPr>
-          <w:rtl w:val="0"/>
-        </w:rPr>
-      </w:r>
-    </w:p>
-    <w:p ns1:paraId="000001D7">
+    <w:p ns1:paraId="000001D8">
+      <w:pPr>
+        <w:rPr/>
+      </w:pPr>
+      <w:r>
+        <w:rPr>
+          <w:rtl w:val="0"/>
+        </w:rPr>
+      </w:r>
+    </w:p>
+    <w:p ns1:paraId="000001D9">
       <w:pPr>
         <w:rPr/>
       </w:pPr>
@@ -1566,17 +1587,17 @@
         <w:t xml:space="preserve">  “I can't believe they even have one of these. I thought they all disappeared after the 90s.”</w:t>
       </w:r>
     </w:p>
-    <w:p ns1:paraId="000001D8">
-      <w:pPr>
-        <w:rPr/>
-      </w:pPr>
-      <w:r>
-        <w:rPr>
-          <w:rtl w:val="0"/>
-        </w:rPr>
-      </w:r>
-    </w:p>
-    <w:p ns1:paraId="000001D9">
+    <w:p ns1:paraId="000001DA">
+      <w:pPr>
+        <w:rPr/>
+      </w:pPr>
+      <w:r>
+        <w:rPr>
+          <w:rtl w:val="0"/>
+        </w:rPr>
+      </w:r>
+    </w:p>
+    <w:p ns1:paraId="000001DB">
       <w:pPr>
         <w:rPr/>
       </w:pPr>
@@ -1587,17 +1608,17 @@
         <w:t xml:space="preserve">  “Clearly a poor investment on their part, it can't possibly bring in enough revenue to warrant the upkeep.” </w:t>
       </w:r>
     </w:p>
-    <w:p ns1:paraId="000001DA">
-      <w:pPr>
-        <w:rPr/>
-      </w:pPr>
-      <w:r>
-        <w:rPr>
-          <w:rtl w:val="0"/>
-        </w:rPr>
-      </w:r>
-    </w:p>
-    <w:p ns1:paraId="000001DB">
+    <w:p ns1:paraId="000001DC">
+      <w:pPr>
+        <w:rPr/>
+      </w:pPr>
+      <w:r>
+        <w:rPr>
+          <w:rtl w:val="0"/>
+        </w:rPr>
+      </w:r>
+    </w:p>
+    <w:p ns1:paraId="000001DD">
       <w:pPr>
         <w:rPr/>
       </w:pPr>
@@ -1608,17 +1629,17 @@
         <w:t xml:space="preserve">  “They really expect that a ‘ride’ designed to just give you space to be all lovey dovey would be an efficient usage of space?”</w:t>
       </w:r>
     </w:p>
-    <w:p ns1:paraId="000001DC">
-      <w:pPr>
-        <w:rPr/>
-      </w:pPr>
-      <w:r>
-        <w:rPr>
-          <w:rtl w:val="0"/>
-        </w:rPr>
-      </w:r>
-    </w:p>
-    <w:p ns1:paraId="000001DD">
+    <w:p ns1:paraId="000001DE">
+      <w:pPr>
+        <w:rPr/>
+      </w:pPr>
+      <w:r>
+        <w:rPr>
+          <w:rtl w:val="0"/>
+        </w:rPr>
+      </w:r>
+    </w:p>
+    <w:p ns1:paraId="000001DF">
       <w:pPr>
         <w:rPr/>
       </w:pPr>
@@ -1629,17 +1650,17 @@
         <w:t xml:space="preserve">  They walked through the empty line.</w:t>
       </w:r>
     </w:p>
-    <w:p ns1:paraId="000001DE">
-      <w:pPr>
-        <w:rPr/>
-      </w:pPr>
-      <w:r>
-        <w:rPr>
-          <w:rtl w:val="0"/>
-        </w:rPr>
-      </w:r>
-    </w:p>
-    <w:p ns1:paraId="000001DF">
+    <w:p ns1:paraId="000001E0">
+      <w:pPr>
+        <w:rPr/>
+      </w:pPr>
+      <w:r>
+        <w:rPr>
+          <w:rtl w:val="0"/>
+        </w:rPr>
+      </w:r>
+    </w:p>
+    <w:p ns1:paraId="000001E1">
       <w:pPr>
         <w:rPr/>
       </w:pPr>
@@ -1650,27 +1671,6 @@
         <w:t xml:space="preserve">  “What do they expect people to do? Just kiss? I mean just get a room.” Cale said. They both had faint smiles, hands held and swinging between them.</w:t>
       </w:r>
     </w:p>
-    <w:p ns1:paraId="000001E0">
-      <w:pPr>
-        <w:rPr/>
-      </w:pPr>
-      <w:r>
-        <w:rPr>
-          <w:rtl w:val="0"/>
-        </w:rPr>
-      </w:r>
-    </w:p>
-    <w:p ns1:paraId="000001E1">
-      <w:pPr>
-        <w:rPr/>
-      </w:pPr>
-      <w:r>
-        <w:rPr>
-          <w:rtl w:val="0"/>
-        </w:rPr>
-        <w:t xml:space="preserve">  “I mean clearly that's what haunted houses are for.” Aurora smirked.</w:t>
-      </w:r>
-    </w:p>
     <w:p ns1:paraId="000001E2">
       <w:pPr>
         <w:rPr/>
@@ -1682,6 +1682,27 @@
       </w:r>
     </w:p>
     <w:p ns1:paraId="000001E3">
+      <w:pPr>
+        <w:rPr/>
+      </w:pPr>
+      <w:r>
+        <w:rPr>
+          <w:rtl w:val="0"/>
+        </w:rPr>
+        <w:t xml:space="preserve">  “I mean clearly that's what haunted houses are for.” Astrid smirked.</w:t>
+      </w:r>
+    </w:p>
+    <w:p ns1:paraId="000001E4">
+      <w:pPr>
+        <w:rPr/>
+      </w:pPr>
+      <w:r>
+        <w:rPr>
+          <w:rtl w:val="0"/>
+        </w:rPr>
+      </w:r>
+    </w:p>
+    <w:p ns1:paraId="000001E5">
       <w:pPr>
         <w:rPr/>
       </w:pPr>
@@ -1703,20 +1724,20 @@
         <w:rPr>
           <w:rtl w:val="0"/>
         </w:rPr>
-        <w:t xml:space="preserve"> repeating that again.” Cale said with a shudder. Aurora chuckled.</w:t>
-      </w:r>
-    </w:p>
-    <w:p ns1:paraId="000001E4">
-      <w:pPr>
-        <w:rPr/>
-      </w:pPr>
-      <w:r>
-        <w:rPr>
-          <w:rtl w:val="0"/>
-        </w:rPr>
-      </w:r>
-    </w:p>
-    <w:p ns1:paraId="000001E5">
+        <w:t xml:space="preserve"> repeating that again.” Cale said with a shudder. Astrid chuckled.</w:t>
+      </w:r>
+    </w:p>
+    <w:p ns1:paraId="000001E6">
+      <w:pPr>
+        <w:rPr/>
+      </w:pPr>
+      <w:r>
+        <w:rPr>
+          <w:rtl w:val="0"/>
+        </w:rPr>
+      </w:r>
+    </w:p>
+    <w:p ns1:paraId="000001E7">
       <w:pPr>
         <w:rPr/>
       </w:pPr>
@@ -1741,17 +1762,17 @@
         <w:t xml:space="preserve">swan boat? This is so unbelievably tacky.” She said. The attendant nodded in agreement.</w:t>
       </w:r>
     </w:p>
-    <w:p ns1:paraId="000001E6">
-      <w:pPr>
-        <w:rPr/>
-      </w:pPr>
-      <w:r>
-        <w:rPr>
-          <w:rtl w:val="0"/>
-        </w:rPr>
-      </w:r>
-    </w:p>
-    <w:p ns1:paraId="000001E7">
+    <w:p ns1:paraId="000001E8">
+      <w:pPr>
+        <w:rPr/>
+      </w:pPr>
+      <w:r>
+        <w:rPr>
+          <w:rtl w:val="0"/>
+        </w:rPr>
+      </w:r>
+    </w:p>
+    <w:p ns1:paraId="000001E9">
       <w:pPr>
         <w:rPr/>
       </w:pPr>
@@ -1762,17 +1783,17 @@
         <w:t xml:space="preserve">  “Anyone who would give in to something so absurdly cheesy would have to be an idiot.” Cale agreed, helping her into the boat and sitting down.</w:t>
       </w:r>
     </w:p>
-    <w:p ns1:paraId="000001E8">
-      <w:pPr>
-        <w:rPr/>
-      </w:pPr>
-      <w:r>
-        <w:rPr>
-          <w:rtl w:val="0"/>
-        </w:rPr>
-      </w:r>
-    </w:p>
-    <w:p ns1:paraId="000001E9">
+    <w:p ns1:paraId="000001EA">
+      <w:pPr>
+        <w:rPr/>
+      </w:pPr>
+      <w:r>
+        <w:rPr>
+          <w:rtl w:val="0"/>
+        </w:rPr>
+      </w:r>
+    </w:p>
+    <w:p ns1:paraId="000001EB">
       <w:pPr>
         <w:rPr/>
       </w:pPr>
@@ -1794,20 +1815,20 @@
         <w:rPr>
           <w:rtl w:val="0"/>
         </w:rPr>
-        <w:t xml:space="preserve">the one to orchestrate all this. So absolutely an idiot.” Aurora nodded.</w:t>
-      </w:r>
-    </w:p>
-    <w:p ns1:paraId="000001EA">
-      <w:pPr>
-        <w:rPr/>
-      </w:pPr>
-      <w:r>
-        <w:rPr>
-          <w:rtl w:val="0"/>
-        </w:rPr>
-      </w:r>
-    </w:p>
-    <w:p ns1:paraId="000001EB">
+        <w:t xml:space="preserve">the one to orchestrate all this. So absolutely an idiot.” Astrid nodded.</w:t>
+      </w:r>
+    </w:p>
+    <w:p ns1:paraId="000001EC">
+      <w:pPr>
+        <w:rPr/>
+      </w:pPr>
+      <w:r>
+        <w:rPr>
+          <w:rtl w:val="0"/>
+        </w:rPr>
+      </w:r>
+    </w:p>
+    <w:p ns1:paraId="000001ED">
       <w:pPr>
         <w:rPr/>
       </w:pPr>
@@ -1818,17 +1839,17 @@
         <w:t xml:space="preserve">  “But you know what's scarier than the haunted house?” Cale asked.</w:t>
       </w:r>
     </w:p>
-    <w:p ns1:paraId="000001EC">
-      <w:pPr>
-        <w:rPr/>
-      </w:pPr>
-      <w:r>
-        <w:rPr>
-          <w:rtl w:val="0"/>
-        </w:rPr>
-      </w:r>
-    </w:p>
-    <w:p ns1:paraId="000001ED">
+    <w:p ns1:paraId="000001EE">
+      <w:pPr>
+        <w:rPr/>
+      </w:pPr>
+      <w:r>
+        <w:rPr>
+          <w:rtl w:val="0"/>
+        </w:rPr>
+      </w:r>
+    </w:p>
+    <w:p ns1:paraId="000001EF">
       <w:pPr>
         <w:rPr/>
       </w:pPr>
@@ -1839,17 +1860,17 @@
         <w:t xml:space="preserve">  “I'll bite. What do you have.” She raised an eyebrow.</w:t>
       </w:r>
     </w:p>
-    <w:p ns1:paraId="000001EE">
-      <w:pPr>
-        <w:rPr/>
-      </w:pPr>
-      <w:r>
-        <w:rPr>
-          <w:rtl w:val="0"/>
-        </w:rPr>
-      </w:r>
-    </w:p>
-    <w:p ns1:paraId="000001EF">
+    <w:p ns1:paraId="000001F0">
+      <w:pPr>
+        <w:rPr/>
+      </w:pPr>
+      <w:r>
+        <w:rPr>
+          <w:rtl w:val="0"/>
+        </w:rPr>
+      </w:r>
+    </w:p>
+    <w:p ns1:paraId="000001F1">
       <w:pPr>
         <w:rPr/>
       </w:pPr>
@@ -1874,28 +1895,49 @@
         <w:t xml:space="preserve"> idiot.” Cale put an arm around her shoulders. She rolled her eyes so hard he was worried they'd fall out, but her smile only deepened.</w:t>
       </w:r>
     </w:p>
-    <w:p ns1:paraId="000001F0">
-      <w:pPr>
-        <w:rPr/>
-      </w:pPr>
-      <w:r>
-        <w:rPr>
-          <w:rtl w:val="0"/>
-        </w:rPr>
-      </w:r>
-    </w:p>
-    <w:p ns1:paraId="000001F1">
-      <w:pPr>
-        <w:rPr/>
-      </w:pPr>
-      <w:r>
-        <w:rPr>
-          <w:rtl w:val="0"/>
-        </w:rPr>
-        <w:t xml:space="preserve">  “You are going to single handedly keep my therapist in business.” She leaned over and pressed her lips against his before he could respond. An arm wrapped around his lower back, pulling him closer and they once again melted into each other, letting ten years of repressed feelings leak out in one deep passionate moment. It was three laps before the assistant finally made them get off.</w:t>
-      </w:r>
-    </w:p>
     <w:p ns1:paraId="000001F2">
+      <w:pPr>
+        <w:rPr/>
+      </w:pPr>
+      <w:r>
+        <w:rPr>
+          <w:rtl w:val="0"/>
+        </w:rPr>
+      </w:r>
+    </w:p>
+    <w:p ns1:paraId="000001F3">
+      <w:pPr>
+        <w:rPr/>
+      </w:pPr>
+      <w:r>
+        <w:rPr>
+          <w:rtl w:val="0"/>
+        </w:rPr>
+        <w:t xml:space="preserve">  “You are going to single handedly keep my therapist in business.” She leaned over and pressed her lips against his before he could respond. An arm wrapped around his lower back, pulling him closer and they once again melted into each other, letting ten years of repressed feelings leak out in a prolonged, deep, passionate moment.</w:t>
+      </w:r>
+    </w:p>
+    <w:p ns1:paraId="000001F4">
+      <w:pPr>
+        <w:rPr/>
+      </w:pPr>
+      <w:r>
+        <w:rPr>
+          <w:rtl w:val="0"/>
+        </w:rPr>
+      </w:r>
+    </w:p>
+    <w:p ns1:paraId="000001F5">
+      <w:pPr>
+        <w:rPr/>
+      </w:pPr>
+      <w:r>
+        <w:rPr>
+          <w:rtl w:val="0"/>
+        </w:rPr>
+        <w:t xml:space="preserve">  It was three laps before the assistant finally made them get off.</w:t>
+      </w:r>
+    </w:p>
+    <w:p ns1:paraId="000001F6">
       <w:pPr>
         <w:rPr/>
       </w:pPr>
